--- a/src/templates/oficio-senamecf.docx
+++ b/src/templates/oficio-senamecf.docx
@@ -914,7 +914,7 @@
         <w:sz w:val="18"/>
         <w:szCs w:val="18"/>
       </w:rPr>
-      <w:t>BASE COTA-905</w:t>
+      <w:t>{{BASE_UNIDAD}}</w:t>
     </w:r>
   </w:p>
   <w:p>
